--- a/Notes/DSA.docx
+++ b/Notes/DSA.docx
@@ -1,6 +1,6 @@
 
 <file path=word/document.xml><?xml version="1.0" encoding="utf-8"?>
-<w:document xmlns:wpc="http://schemas.microsoft.com/office/word/2010/wordprocessingCanvas" xmlns:cx="http://schemas.microsoft.com/office/drawing/2014/chartex" xmlns:cx1="http://schemas.microsoft.com/office/drawing/2015/9/8/chartex" xmlns:cx2="http://schemas.microsoft.com/office/drawing/2015/10/21/chartex" xmlns:cx3="http://schemas.microsoft.com/office/drawing/2016/5/9/chartex" xmlns:cx4="http://schemas.microsoft.com/office/drawing/2016/5/10/chartex" xmlns:cx5="http://schemas.microsoft.com/office/drawing/2016/5/11/chartex" xmlns:cx6="http://schemas.microsoft.com/office/drawing/2016/5/12/chartex" xmlns:cx7="http://schemas.microsoft.com/office/drawing/2016/5/13/chartex" xmlns:cx8="http://schemas.microsoft.com/office/drawing/2016/5/14/chartex" xmlns:mc="http://schemas.openxmlformats.org/markup-compatibility/2006" xmlns:aink="http://schemas.microsoft.com/office/drawing/2016/ink" xmlns:am3d="http://schemas.microsoft.com/office/drawing/2017/model3d" xmlns:o="urn:schemas-microsoft-com:office:office" xmlns:oel="http://schemas.microsoft.com/office/2019/extlst" xmlns:r="http://schemas.openxmlformats.org/officeDocument/2006/relationships" xmlns:m="http://schemas.openxmlformats.org/officeDocument/2006/math" xmlns:v="urn:schemas-microsoft-com:vml" xmlns:wp14="http://schemas.microsoft.com/office/word/2010/wordprocessingDrawing" xmlns:wp="http://schemas.openxmlformats.org/drawingml/2006/wordprocessingDrawing" xmlns:w10="urn:schemas-microsoft-com:office:word" xmlns:w="http://schemas.openxmlformats.org/wordprocessingml/2006/main" xmlns:w14="http://schemas.microsoft.com/office/word/2010/wordml" xmlns:w15="http://schemas.microsoft.com/office/word/2012/wordml" xmlns:w16cex="http://schemas.microsoft.com/office/word/2018/wordml/cex" xmlns:w16cid="http://schemas.microsoft.com/office/word/2016/wordml/cid" xmlns:w16="http://schemas.microsoft.com/office/word/2018/wordml" xmlns:w16sdtdh="http://schemas.microsoft.com/office/word/2020/wordml/sdtdatahash" xmlns:w16se="http://schemas.microsoft.com/office/word/2015/wordml/symex" xmlns:wpg="http://schemas.microsoft.com/office/word/2010/wordprocessingGroup" xmlns:wpi="http://schemas.microsoft.com/office/word/2010/wordprocessingInk" xmlns:wne="http://schemas.microsoft.com/office/word/2006/wordml" xmlns:wps="http://schemas.microsoft.com/office/word/2010/wordprocessingShape" mc:Ignorable="w14 w15 w16se w16cid w16 w16cex w16sdtdh wp14">
+<w:document xmlns:wpc="http://schemas.microsoft.com/office/word/2010/wordprocessingCanvas" xmlns:cx="http://schemas.microsoft.com/office/drawing/2014/chartex" xmlns:cx1="http://schemas.microsoft.com/office/drawing/2015/9/8/chartex" xmlns:cx2="http://schemas.microsoft.com/office/drawing/2015/10/21/chartex" xmlns:cx3="http://schemas.microsoft.com/office/drawing/2016/5/9/chartex" xmlns:cx4="http://schemas.microsoft.com/office/drawing/2016/5/10/chartex" xmlns:cx5="http://schemas.microsoft.com/office/drawing/2016/5/11/chartex" xmlns:cx6="http://schemas.microsoft.com/office/drawing/2016/5/12/chartex" xmlns:cx7="http://schemas.microsoft.com/office/drawing/2016/5/13/chartex" xmlns:cx8="http://schemas.microsoft.com/office/drawing/2016/5/14/chartex" xmlns:mc="http://schemas.openxmlformats.org/markup-compatibility/2006" xmlns:aink="http://schemas.microsoft.com/office/drawing/2016/ink" xmlns:am3d="http://schemas.microsoft.com/office/drawing/2017/model3d" xmlns:o="urn:schemas-microsoft-com:office:office" xmlns:oel="http://schemas.microsoft.com/office/2019/extlst" xmlns:r="http://schemas.openxmlformats.org/officeDocument/2006/relationships" xmlns:m="http://schemas.openxmlformats.org/officeDocument/2006/math" xmlns:v="urn:schemas-microsoft-com:vml" xmlns:wp14="http://schemas.microsoft.com/office/word/2010/wordprocessingDrawing" xmlns:wp="http://schemas.openxmlformats.org/drawingml/2006/wordprocessingDrawing" xmlns:w10="urn:schemas-microsoft-com:office:word" xmlns:w="http://schemas.openxmlformats.org/wordprocessingml/2006/main" xmlns:w14="http://schemas.microsoft.com/office/word/2010/wordml" xmlns:w15="http://schemas.microsoft.com/office/word/2012/wordml" xmlns:w16cex="http://schemas.microsoft.com/office/word/2018/wordml/cex" xmlns:w16cid="http://schemas.microsoft.com/office/word/2016/wordml/cid" xmlns:w16="http://schemas.microsoft.com/office/word/2018/wordml" xmlns:w16du="http://schemas.microsoft.com/office/word/2023/wordml/word16du" xmlns:w16sdtdh="http://schemas.microsoft.com/office/word/2020/wordml/sdtdatahash" xmlns:w16sdtfl="http://schemas.microsoft.com/office/word/2024/wordml/sdtformatlock" xmlns:w16se="http://schemas.microsoft.com/office/word/2015/wordml/symex" xmlns:wpg="http://schemas.microsoft.com/office/word/2010/wordprocessingGroup" xmlns:wpi="http://schemas.microsoft.com/office/word/2010/wordprocessingInk" xmlns:wne="http://schemas.microsoft.com/office/word/2006/wordml" xmlns:wps="http://schemas.microsoft.com/office/word/2010/wordprocessingShape" mc:Ignorable="w14 w15 w16se w16cid w16 w16cex w16sdtdh w16sdtfl w16du wp14">
   <w:body>
     <w:p>
       <w:pPr>
@@ -3421,21 +3421,7 @@
         <w:rPr>
           <w:rFonts w:asciiTheme="minorHAnsi" w:hAnsiTheme="minorHAnsi" w:cstheme="minorHAnsi"/>
         </w:rPr>
-        <w:t xml:space="preserve">To represent graph, pick a default </w:t>
-      </w:r>
-      <w:proofErr w:type="spellStart"/>
-      <w:r>
-        <w:rPr>
-          <w:rFonts w:asciiTheme="minorHAnsi" w:hAnsiTheme="minorHAnsi" w:cstheme="minorHAnsi"/>
-        </w:rPr>
-        <w:t>dict</w:t>
-      </w:r>
-      <w:proofErr w:type="spellEnd"/>
-      <w:r>
-        <w:rPr>
-          <w:rFonts w:asciiTheme="minorHAnsi" w:hAnsiTheme="minorHAnsi" w:cstheme="minorHAnsi"/>
-        </w:rPr>
-        <w:t>, with keys as the nodes with edges, values as the edges nodes.</w:t>
+        <w:t>To represent graph, pick a default dict, with keys as the nodes with edges, values as the edges nodes.</w:t>
       </w:r>
     </w:p>
     <w:p>
@@ -4186,6 +4172,19 @@
           <w:rFonts w:asciiTheme="minorHAnsi" w:hAnsiTheme="minorHAnsi" w:cstheme="minorHAnsi"/>
         </w:rPr>
         <w:t>Heap is used in Priority queue, heapsort etc.</w:t>
+      </w:r>
+    </w:p>
+    <w:p>
+      <w:pPr>
+        <w:rPr>
+          <w:rFonts w:asciiTheme="minorHAnsi" w:hAnsiTheme="minorHAnsi" w:cstheme="minorHAnsi"/>
+        </w:rPr>
+      </w:pPr>
+      <w:r>
+        <w:rPr>
+          <w:rFonts w:asciiTheme="minorHAnsi" w:hAnsiTheme="minorHAnsi" w:cstheme="minorHAnsi"/>
+        </w:rPr>
+        <w:t>The value of a node is always smaller than the value of both the children, this is unlike binary tree where left node&lt;parent&lt;right_node</w:t>
       </w:r>
     </w:p>
     <w:p>
@@ -5449,47 +5448,31 @@
           <w:rFonts w:asciiTheme="minorHAnsi" w:hAnsiTheme="minorHAnsi" w:cstheme="minorHAnsi"/>
         </w:rPr>
       </w:pPr>
-      <w:proofErr w:type="spellStart"/>
-      <w:r>
-        <w:rPr>
-          <w:rFonts w:asciiTheme="minorHAnsi" w:hAnsiTheme="minorHAnsi" w:cstheme="minorHAnsi"/>
-        </w:rPr>
-        <w:t>Trie</w:t>
-      </w:r>
-      <w:proofErr w:type="spellEnd"/>
-      <w:r>
-        <w:rPr>
-          <w:rFonts w:asciiTheme="minorHAnsi" w:hAnsiTheme="minorHAnsi" w:cstheme="minorHAnsi"/>
-        </w:rPr>
-        <w:t>:</w:t>
-      </w:r>
-    </w:p>
-    <w:p>
-      <w:pPr>
-        <w:rPr>
-          <w:rFonts w:asciiTheme="minorHAnsi" w:hAnsiTheme="minorHAnsi" w:cstheme="minorHAnsi"/>
-        </w:rPr>
-      </w:pPr>
-    </w:p>
-    <w:p>
-      <w:pPr>
-        <w:rPr>
-          <w:rFonts w:asciiTheme="minorHAnsi" w:hAnsiTheme="minorHAnsi" w:cstheme="minorHAnsi"/>
-        </w:rPr>
-      </w:pPr>
-      <w:proofErr w:type="spellStart"/>
-      <w:r>
-        <w:rPr>
-          <w:rFonts w:asciiTheme="minorHAnsi" w:hAnsiTheme="minorHAnsi" w:cstheme="minorHAnsi"/>
-        </w:rPr>
-        <w:t>Trie</w:t>
-      </w:r>
-      <w:proofErr w:type="spellEnd"/>
-      <w:r>
-        <w:rPr>
-          <w:rFonts w:asciiTheme="minorHAnsi" w:hAnsiTheme="minorHAnsi" w:cstheme="minorHAnsi"/>
-        </w:rPr>
-        <w:t xml:space="preserve"> is memory efficient than </w:t>
+      <w:r>
+        <w:rPr>
+          <w:rFonts w:asciiTheme="minorHAnsi" w:hAnsiTheme="minorHAnsi" w:cstheme="minorHAnsi"/>
+        </w:rPr>
+        <w:t>Trie:</w:t>
+      </w:r>
+    </w:p>
+    <w:p>
+      <w:pPr>
+        <w:rPr>
+          <w:rFonts w:asciiTheme="minorHAnsi" w:hAnsiTheme="minorHAnsi" w:cstheme="minorHAnsi"/>
+        </w:rPr>
+      </w:pPr>
+    </w:p>
+    <w:p>
+      <w:pPr>
+        <w:rPr>
+          <w:rFonts w:asciiTheme="minorHAnsi" w:hAnsiTheme="minorHAnsi" w:cstheme="minorHAnsi"/>
+        </w:rPr>
+      </w:pPr>
+      <w:r>
+        <w:rPr>
+          <w:rFonts w:asciiTheme="minorHAnsi" w:hAnsiTheme="minorHAnsi" w:cstheme="minorHAnsi"/>
+        </w:rPr>
+        <w:t xml:space="preserve">Trie is memory efficient than </w:t>
       </w:r>
       <w:proofErr w:type="spellStart"/>
       <w:r>
@@ -6364,7 +6347,7 @@
 </file>
 
 <file path=word/numbering.xml><?xml version="1.0" encoding="utf-8"?>
-<w:numbering xmlns:wpc="http://schemas.microsoft.com/office/word/2010/wordprocessingCanvas" xmlns:cx="http://schemas.microsoft.com/office/drawing/2014/chartex" xmlns:cx1="http://schemas.microsoft.com/office/drawing/2015/9/8/chartex" xmlns:cx2="http://schemas.microsoft.com/office/drawing/2015/10/21/chartex" xmlns:cx3="http://schemas.microsoft.com/office/drawing/2016/5/9/chartex" xmlns:cx4="http://schemas.microsoft.com/office/drawing/2016/5/10/chartex" xmlns:cx5="http://schemas.microsoft.com/office/drawing/2016/5/11/chartex" xmlns:cx6="http://schemas.microsoft.com/office/drawing/2016/5/12/chartex" xmlns:cx7="http://schemas.microsoft.com/office/drawing/2016/5/13/chartex" xmlns:cx8="http://schemas.microsoft.com/office/drawing/2016/5/14/chartex" xmlns:mc="http://schemas.openxmlformats.org/markup-compatibility/2006" xmlns:aink="http://schemas.microsoft.com/office/drawing/2016/ink" xmlns:am3d="http://schemas.microsoft.com/office/drawing/2017/model3d" xmlns:o="urn:schemas-microsoft-com:office:office" xmlns:oel="http://schemas.microsoft.com/office/2019/extlst" xmlns:r="http://schemas.openxmlformats.org/officeDocument/2006/relationships" xmlns:m="http://schemas.openxmlformats.org/officeDocument/2006/math" xmlns:v="urn:schemas-microsoft-com:vml" xmlns:wp14="http://schemas.microsoft.com/office/word/2010/wordprocessingDrawing" xmlns:wp="http://schemas.openxmlformats.org/drawingml/2006/wordprocessingDrawing" xmlns:w10="urn:schemas-microsoft-com:office:word" xmlns:w="http://schemas.openxmlformats.org/wordprocessingml/2006/main" xmlns:w14="http://schemas.microsoft.com/office/word/2010/wordml" xmlns:w15="http://schemas.microsoft.com/office/word/2012/wordml" xmlns:w16cex="http://schemas.microsoft.com/office/word/2018/wordml/cex" xmlns:w16cid="http://schemas.microsoft.com/office/word/2016/wordml/cid" xmlns:w16="http://schemas.microsoft.com/office/word/2018/wordml" xmlns:w16sdtdh="http://schemas.microsoft.com/office/word/2020/wordml/sdtdatahash" xmlns:w16se="http://schemas.microsoft.com/office/word/2015/wordml/symex" xmlns:wpg="http://schemas.microsoft.com/office/word/2010/wordprocessingGroup" xmlns:wpi="http://schemas.microsoft.com/office/word/2010/wordprocessingInk" xmlns:wne="http://schemas.microsoft.com/office/word/2006/wordml" xmlns:wps="http://schemas.microsoft.com/office/word/2010/wordprocessingShape" mc:Ignorable="w14 w15 w16se w16cid w16 w16cex w16sdtdh wp14">
+<w:numbering xmlns:wpc="http://schemas.microsoft.com/office/word/2010/wordprocessingCanvas" xmlns:cx="http://schemas.microsoft.com/office/drawing/2014/chartex" xmlns:cx1="http://schemas.microsoft.com/office/drawing/2015/9/8/chartex" xmlns:cx2="http://schemas.microsoft.com/office/drawing/2015/10/21/chartex" xmlns:cx3="http://schemas.microsoft.com/office/drawing/2016/5/9/chartex" xmlns:cx4="http://schemas.microsoft.com/office/drawing/2016/5/10/chartex" xmlns:cx5="http://schemas.microsoft.com/office/drawing/2016/5/11/chartex" xmlns:cx6="http://schemas.microsoft.com/office/drawing/2016/5/12/chartex" xmlns:cx7="http://schemas.microsoft.com/office/drawing/2016/5/13/chartex" xmlns:cx8="http://schemas.microsoft.com/office/drawing/2016/5/14/chartex" xmlns:mc="http://schemas.openxmlformats.org/markup-compatibility/2006" xmlns:aink="http://schemas.microsoft.com/office/drawing/2016/ink" xmlns:am3d="http://schemas.microsoft.com/office/drawing/2017/model3d" xmlns:o="urn:schemas-microsoft-com:office:office" xmlns:oel="http://schemas.microsoft.com/office/2019/extlst" xmlns:r="http://schemas.openxmlformats.org/officeDocument/2006/relationships" xmlns:m="http://schemas.openxmlformats.org/officeDocument/2006/math" xmlns:v="urn:schemas-microsoft-com:vml" xmlns:wp14="http://schemas.microsoft.com/office/word/2010/wordprocessingDrawing" xmlns:wp="http://schemas.openxmlformats.org/drawingml/2006/wordprocessingDrawing" xmlns:w10="urn:schemas-microsoft-com:office:word" xmlns:w="http://schemas.openxmlformats.org/wordprocessingml/2006/main" xmlns:w14="http://schemas.microsoft.com/office/word/2010/wordml" xmlns:w15="http://schemas.microsoft.com/office/word/2012/wordml" xmlns:w16cex="http://schemas.microsoft.com/office/word/2018/wordml/cex" xmlns:w16cid="http://schemas.microsoft.com/office/word/2016/wordml/cid" xmlns:w16="http://schemas.microsoft.com/office/word/2018/wordml" xmlns:w16du="http://schemas.microsoft.com/office/word/2023/wordml/word16du" xmlns:w16sdtdh="http://schemas.microsoft.com/office/word/2020/wordml/sdtdatahash" xmlns:w16sdtfl="http://schemas.microsoft.com/office/word/2024/wordml/sdtformatlock" xmlns:w16se="http://schemas.microsoft.com/office/word/2015/wordml/symex" xmlns:wpg="http://schemas.microsoft.com/office/word/2010/wordprocessingGroup" xmlns:wpi="http://schemas.microsoft.com/office/word/2010/wordprocessingInk" xmlns:wne="http://schemas.microsoft.com/office/word/2006/wordml" xmlns:wps="http://schemas.microsoft.com/office/word/2010/wordprocessingShape" mc:Ignorable="w14 w15 w16se w16cid w16 w16cex w16sdtdh w16sdtfl w16du wp14">
   <w:abstractNum w:abstractNumId="0" w15:restartNumberingAfterBreak="0">
     <w:nsid w:val="0257782B"/>
     <w:multiLevelType w:val="multilevel"/>
@@ -9616,7 +9599,7 @@
 </file>
 
 <file path=word/styles.xml><?xml version="1.0" encoding="utf-8"?>
-<w:styles xmlns:mc="http://schemas.openxmlformats.org/markup-compatibility/2006" xmlns:r="http://schemas.openxmlformats.org/officeDocument/2006/relationships" xmlns:w="http://schemas.openxmlformats.org/wordprocessingml/2006/main" xmlns:w14="http://schemas.microsoft.com/office/word/2010/wordml" xmlns:w15="http://schemas.microsoft.com/office/word/2012/wordml" xmlns:w16cex="http://schemas.microsoft.com/office/word/2018/wordml/cex" xmlns:w16cid="http://schemas.microsoft.com/office/word/2016/wordml/cid" xmlns:w16="http://schemas.microsoft.com/office/word/2018/wordml" xmlns:w16sdtdh="http://schemas.microsoft.com/office/word/2020/wordml/sdtdatahash" xmlns:w16se="http://schemas.microsoft.com/office/word/2015/wordml/symex" mc:Ignorable="w14 w15 w16se w16cid w16 w16cex w16sdtdh">
+<w:styles xmlns:mc="http://schemas.openxmlformats.org/markup-compatibility/2006" xmlns:r="http://schemas.openxmlformats.org/officeDocument/2006/relationships" xmlns:w="http://schemas.openxmlformats.org/wordprocessingml/2006/main" xmlns:w14="http://schemas.microsoft.com/office/word/2010/wordml" xmlns:w15="http://schemas.microsoft.com/office/word/2012/wordml" xmlns:w16cex="http://schemas.microsoft.com/office/word/2018/wordml/cex" xmlns:w16cid="http://schemas.microsoft.com/office/word/2016/wordml/cid" xmlns:w16="http://schemas.microsoft.com/office/word/2018/wordml" xmlns:w16du="http://schemas.microsoft.com/office/word/2023/wordml/word16du" xmlns:w16sdtdh="http://schemas.microsoft.com/office/word/2020/wordml/sdtdatahash" xmlns:w16sdtfl="http://schemas.microsoft.com/office/word/2024/wordml/sdtformatlock" xmlns:w16se="http://schemas.microsoft.com/office/word/2015/wordml/symex" mc:Ignorable="w14 w15 w16se w16cid w16 w16cex w16sdtdh w16sdtfl w16du">
   <w:docDefaults>
     <w:rPrDefault>
       <w:rPr>

--- a/Notes/DSA.docx
+++ b/Notes/DSA.docx
@@ -946,6 +946,52 @@
     </w:p>
     <w:p>
       <w:pPr>
+        <w:spacing w:line="300" w:lineRule="atLeast"/>
+        <w:rPr>
+          <w:rFonts w:ascii="Segoe UI" w:hAnsi="Segoe UI" w:cs="Segoe UI"/>
+          <w:color w:val="000000"/>
+          <w:sz w:val="21"/>
+          <w:szCs w:val="21"/>
+        </w:rPr>
+      </w:pPr>
+      <w:r>
+        <w:rPr>
+          <w:rFonts w:asciiTheme="minorHAnsi" w:hAnsiTheme="minorHAnsi" w:cstheme="minorHAnsi"/>
+          <w:b/>
+          <w:bCs/>
+        </w:rPr>
+        <w:t>Amortized</w:t>
+      </w:r>
+      <w:r>
+        <w:rPr>
+          <w:rFonts w:asciiTheme="minorHAnsi" w:hAnsiTheme="minorHAnsi" w:cstheme="minorHAnsi"/>
+        </w:rPr>
+        <w:t>: </w:t>
+      </w:r>
+      <w:r>
+        <w:rPr>
+          <w:rFonts w:asciiTheme="minorHAnsi" w:hAnsiTheme="minorHAnsi" w:cstheme="minorHAnsi"/>
+          <w:b/>
+          <w:bCs/>
+        </w:rPr>
+        <w:t>O(1)</w:t>
+      </w:r>
+      <w:r>
+        <w:rPr>
+          <w:rFonts w:asciiTheme="minorHAnsi" w:hAnsiTheme="minorHAnsi" w:cstheme="minorHAnsi"/>
+        </w:rPr>
+        <w:t> because resizing happens rarely compared to total operations.</w:t>
+      </w:r>
+    </w:p>
+    <w:p>
+      <w:pPr>
+        <w:rPr>
+          <w:rFonts w:asciiTheme="minorHAnsi" w:hAnsiTheme="minorHAnsi" w:cstheme="minorHAnsi"/>
+        </w:rPr>
+      </w:pPr>
+    </w:p>
+    <w:p>
+      <w:pPr>
         <w:pStyle w:val="Heading3"/>
         <w:rPr>
           <w:rFonts w:asciiTheme="minorHAnsi" w:hAnsiTheme="minorHAnsi" w:cstheme="minorHAnsi"/>
@@ -1418,7 +1464,6 @@
         <w:rPr>
           <w:rFonts w:asciiTheme="minorHAnsi" w:hAnsiTheme="minorHAnsi" w:cstheme="minorHAnsi"/>
         </w:rPr>
-        <w:lastRenderedPageBreak/>
         <w:t>Recursion:</w:t>
       </w:r>
       <w:r>
@@ -10369,6 +10414,11 @@
       <w:shd w:val="clear" w:color="auto" w:fill="E1DFDD"/>
     </w:rPr>
   </w:style>
+  <w:style w:type="character" w:customStyle="1" w:styleId="apple-converted-space">
+    <w:name w:val="apple-converted-space"/>
+    <w:basedOn w:val="DefaultParagraphFont"/>
+    <w:rsid w:val="007D7008"/>
+  </w:style>
 </w:styles>
 </file>
 
